--- a/Introtosoftwarephase3.docx
+++ b/Introtosoftwarephase3.docx
@@ -184,23 +184,7 @@
                 <w:b/>
                 <w:bCs/>
               </w:rPr>
-              <w:t xml:space="preserve">The requester is preparing the information. It moves to Submitted after </w:t>
-            </w:r>
-            <w:proofErr w:type="gramStart"/>
-            <w:r>
-              <w:rPr>
-                <w:b/>
-                <w:bCs/>
-              </w:rPr>
-              <w:t>validation, or</w:t>
-            </w:r>
-            <w:proofErr w:type="gramEnd"/>
-            <w:r>
-              <w:rPr>
-                <w:b/>
-                <w:bCs/>
-              </w:rPr>
-              <w:t xml:space="preserve"> Cancelled.</w:t>
+              <w:t>The requester is preparing the information. It moves to Submitted after validation, or Cancelled.</w:t>
             </w:r>
           </w:p>
         </w:tc>
@@ -484,39 +468,7 @@
                 <w:b/>
                 <w:bCs/>
               </w:rPr>
-              <w:t xml:space="preserve">The proposed allocation is authorized. It moves to </w:t>
-            </w:r>
-            <w:proofErr w:type="spellStart"/>
-            <w:r>
-              <w:rPr>
-                <w:b/>
-                <w:bCs/>
-              </w:rPr>
-              <w:t>Reserved</w:t>
-            </w:r>
-            <w:proofErr w:type="spellEnd"/>
-            <w:r>
-              <w:rPr>
-                <w:b/>
-                <w:bCs/>
-              </w:rPr>
-              <w:t xml:space="preserve"> after a successful </w:t>
-            </w:r>
-            <w:proofErr w:type="gramStart"/>
-            <w:r>
-              <w:rPr>
-                <w:b/>
-                <w:bCs/>
-              </w:rPr>
-              <w:t>reservation, or</w:t>
-            </w:r>
-            <w:proofErr w:type="gramEnd"/>
-            <w:r>
-              <w:rPr>
-                <w:b/>
-                <w:bCs/>
-              </w:rPr>
-              <w:t xml:space="preserve"> Cancelled by the University Approver before release.</w:t>
+              <w:t>The proposed allocation is authorized. It moves to Reserved after a successful reservation, or Cancelled by the University Approver before release.</w:t>
             </w:r>
           </w:p>
         </w:tc>
@@ -801,23 +753,7 @@
                 <w:b/>
                 <w:bCs/>
               </w:rPr>
-              <w:t xml:space="preserve">The approver declined the request </w:t>
-            </w:r>
-            <w:proofErr w:type="gramStart"/>
-            <w:r>
-              <w:rPr>
-                <w:b/>
-                <w:bCs/>
-              </w:rPr>
-              <w:t>with</w:t>
-            </w:r>
-            <w:proofErr w:type="gramEnd"/>
-            <w:r>
-              <w:rPr>
-                <w:b/>
-                <w:bCs/>
-              </w:rPr>
-              <w:t xml:space="preserve"> a recorded reason. A later attempt requires a new request.</w:t>
+              <w:t>The approver declined the request with a recorded reason. A later attempt requires a new request.</w:t>
             </w:r>
           </w:p>
         </w:tc>
@@ -1178,23 +1114,7 @@
                 <w:b/>
                 <w:bCs/>
               </w:rPr>
-              <w:t xml:space="preserve">Handover arrangements have been recorded. It moves to </w:t>
-            </w:r>
-            <w:proofErr w:type="spellStart"/>
-            <w:r>
-              <w:rPr>
-                <w:b/>
-                <w:bCs/>
-              </w:rPr>
-              <w:t>Released</w:t>
-            </w:r>
-            <w:proofErr w:type="spellEnd"/>
-            <w:r>
-              <w:rPr>
-                <w:b/>
-                <w:bCs/>
-              </w:rPr>
-              <w:t xml:space="preserve"> on successful approval, quantity and safety checks, or to Cancelled before release.</w:t>
+              <w:t>Handover arrangements have been recorded. It moves to Released on successful approval, quantity and safety checks, or to Cancelled before release.</w:t>
             </w:r>
           </w:p>
         </w:tc>
@@ -1415,23 +1335,7 @@
                 <w:bCs/>
               </w:rPr>
               <w:lastRenderedPageBreak/>
-              <w:t xml:space="preserve">registered or unavailable until its condition and restrictions are </w:t>
-            </w:r>
-            <w:proofErr w:type="gramStart"/>
-            <w:r>
-              <w:rPr>
-                <w:b/>
-                <w:bCs/>
-              </w:rPr>
-              <w:t>checked</w:t>
-            </w:r>
-            <w:proofErr w:type="gramEnd"/>
-            <w:r>
-              <w:rPr>
-                <w:b/>
-                <w:bCs/>
-              </w:rPr>
-              <w:t xml:space="preserve"> and an authorized user separately publishes it, if eligible. There is no next step for a transfer in this state.</w:t>
+              <w:t>registered or unavailable until its condition and restrictions are checked and an authorized user separately publishes it, if eligible. There is no next step for a transfer in this state.</w:t>
             </w:r>
           </w:p>
         </w:tc>
@@ -1729,39 +1633,7 @@
                 <w:b/>
                 <w:bCs/>
               </w:rPr>
-              <w:t xml:space="preserve">A </w:t>
-            </w:r>
-            <w:proofErr w:type="gramStart"/>
-            <w:r>
-              <w:rPr>
-                <w:b/>
-                <w:bCs/>
-              </w:rPr>
-              <w:t>fault</w:t>
-            </w:r>
-            <w:proofErr w:type="gramEnd"/>
-            <w:r>
-              <w:rPr>
-                <w:b/>
-                <w:bCs/>
-              </w:rPr>
-              <w:t xml:space="preserve"> has been </w:t>
-            </w:r>
-            <w:proofErr w:type="gramStart"/>
-            <w:r>
-              <w:rPr>
-                <w:b/>
-                <w:bCs/>
-              </w:rPr>
-              <w:t>reported,</w:t>
-            </w:r>
-            <w:proofErr w:type="gramEnd"/>
-            <w:r>
-              <w:rPr>
-                <w:b/>
-                <w:bCs/>
-              </w:rPr>
-              <w:t xml:space="preserve"> is awaiting assessment. This state moves to Under Assessment when fault is examined. </w:t>
+              <w:t>A fault has been reported, is awaiting assessment. This state moves to Under Assessment when fault is examined. </w:t>
             </w:r>
           </w:p>
         </w:tc>
@@ -1827,53 +1699,12 @@
                 <w:bCs/>
               </w:rPr>
             </w:pPr>
-            <w:proofErr w:type="gramStart"/>
-            <w:r>
-              <w:rPr>
-                <w:b/>
-                <w:bCs/>
-              </w:rPr>
-              <w:t>Asset is</w:t>
-            </w:r>
-            <w:proofErr w:type="gramEnd"/>
-            <w:r>
-              <w:rPr>
-                <w:b/>
-                <w:bCs/>
-              </w:rPr>
-              <w:t xml:space="preserve"> being inspected by staff, it will </w:t>
-            </w:r>
-            <w:proofErr w:type="gramStart"/>
-            <w:r>
-              <w:rPr>
-                <w:b/>
-                <w:bCs/>
-              </w:rPr>
-              <w:t>move</w:t>
-            </w:r>
-            <w:proofErr w:type="gramEnd"/>
-            <w:r>
-              <w:rPr>
-                <w:b/>
-                <w:bCs/>
-              </w:rPr>
-              <w:t xml:space="preserve"> to Awaiting Authorization if a repair is required, </w:t>
-            </w:r>
-            <w:proofErr w:type="gramStart"/>
-            <w:r>
-              <w:rPr>
-                <w:b/>
-                <w:bCs/>
-              </w:rPr>
-              <w:t>Completed</w:t>
-            </w:r>
-            <w:proofErr w:type="gramEnd"/>
-            <w:r>
-              <w:rPr>
-                <w:b/>
-                <w:bCs/>
-              </w:rPr>
-              <w:t xml:space="preserve"> if no repair is required, or Unrepairable if repair will not restore the asset to an acceptable condition.</w:t>
+            <w:r>
+              <w:rPr>
+                <w:b/>
+                <w:bCs/>
+              </w:rPr>
+              <w:t>Asset is being inspected by staff, it will move to Awaiting Authorization if a repair is required, Completed if no repair is required, or Unrepairable if repair will not restore the asset to an acceptable condition.</w:t>
             </w:r>
           </w:p>
           <w:p>
@@ -1952,23 +1783,7 @@
                 <w:b/>
                 <w:bCs/>
               </w:rPr>
-              <w:t xml:space="preserve">A proposed repair is waiting </w:t>
-            </w:r>
-            <w:proofErr w:type="gramStart"/>
-            <w:r>
-              <w:rPr>
-                <w:b/>
-                <w:bCs/>
-              </w:rPr>
-              <w:t>for required</w:t>
-            </w:r>
-            <w:proofErr w:type="gramEnd"/>
-            <w:r>
-              <w:rPr>
-                <w:b/>
-                <w:bCs/>
-              </w:rPr>
-              <w:t xml:space="preserve"> human authorization. It will move to In Progress when work is authorized, otherwise it will remain waiting.</w:t>
+              <w:t>A proposed repair is waiting for required human authorization. It will move to In Progress when work is authorized, otherwise it will remain waiting.</w:t>
             </w:r>
           </w:p>
         </w:tc>
@@ -3237,13 +3052,8 @@
           </w:tcPr>
           <w:p>
             <w:r>
-              <w:t xml:space="preserve">The system shall permit the authorized receiving Department Representative to register the received quantity, condition, receipt date and destination of the released asset. All discrepancies reported shall be registered and resolution of these discrepancies shall be mandatory for completion of the </w:t>
-            </w:r>
-            <w:proofErr w:type="gramStart"/>
-            <w:r>
-              <w:t>process..</w:t>
-            </w:r>
-            <w:proofErr w:type="gramEnd"/>
+              <w:t>The system shall permit the authorized receiving Department Representative to register the received quantity, condition, receipt date and destination of the released asset. All discrepancies reported shall be registered and resolution of these discrepancies shall be mandatory for completion of the process..</w:t>
+            </w:r>
           </w:p>
         </w:tc>
       </w:tr>
@@ -3650,23 +3460,7 @@
           </w:tcPr>
           <w:p>
             <w:r>
-              <w:t xml:space="preserve">Validates and saves </w:t>
-            </w:r>
-            <w:proofErr w:type="gramStart"/>
-            <w:r>
-              <w:t>the information</w:t>
-            </w:r>
-            <w:proofErr w:type="gramEnd"/>
-            <w:r>
-              <w:t xml:space="preserve"> against the asset. If it is marked unsafe or requires maintenance, </w:t>
-            </w:r>
-            <w:proofErr w:type="gramStart"/>
-            <w:r>
-              <w:t>removes</w:t>
-            </w:r>
-            <w:proofErr w:type="gramEnd"/>
-            <w:r>
-              <w:t xml:space="preserve"> it from available listings.</w:t>
+              <w:t>Validates and saves the information against the asset. If it is marked unsafe or requires maintenance, removes it from available listings.</w:t>
             </w:r>
           </w:p>
         </w:tc>
@@ -3791,23 +3585,7 @@
           </w:tcPr>
           <w:p>
             <w:r>
-              <w:t xml:space="preserve">Maintenance Staff </w:t>
-            </w:r>
-            <w:proofErr w:type="gramStart"/>
-            <w:r>
-              <w:t>completes</w:t>
-            </w:r>
-            <w:proofErr w:type="gramEnd"/>
-            <w:r>
-              <w:t xml:space="preserve"> the work and </w:t>
-            </w:r>
-            <w:proofErr w:type="gramStart"/>
-            <w:r>
-              <w:t>records</w:t>
-            </w:r>
-            <w:proofErr w:type="gramEnd"/>
-            <w:r>
-              <w:t xml:space="preserve"> the resulting condition.</w:t>
+              <w:t>Maintenance Staff completes the work and records the resulting condition.</w:t>
             </w:r>
           </w:p>
         </w:tc>
@@ -4382,23 +4160,7 @@
           </w:tcPr>
           <w:p>
             <w:r>
-              <w:t xml:space="preserve">The system shall keep a chronological record of the assets' history, including their acquisition, allocation, use, inspection, maintenance, repair, transfer and any changes to their condition. Each event that is recorded </w:t>
-            </w:r>
-            <w:proofErr w:type="gramStart"/>
-            <w:r>
-              <w:t>has to</w:t>
-            </w:r>
-            <w:proofErr w:type="gramEnd"/>
-            <w:r>
-              <w:t xml:space="preserve"> give its date and </w:t>
-            </w:r>
-            <w:proofErr w:type="gramStart"/>
-            <w:r>
-              <w:t>name</w:t>
-            </w:r>
-            <w:proofErr w:type="gramEnd"/>
-            <w:r>
-              <w:t xml:space="preserve"> the responsible user, and previously recorded events must remain accessible to authorized staff.</w:t>
+              <w:t>The system shall keep a chronological record of the assets' history, including their acquisition, allocation, use, inspection, maintenance, repair, transfer and any changes to their condition. Each event that is recorded has to give its date and name the responsible user, and previously recorded events must remain accessible to authorized staff.</w:t>
             </w:r>
           </w:p>
         </w:tc>
@@ -4554,41 +4316,31 @@
           </w:tcPr>
           <w:p>
             <w:r>
-              <w:t xml:space="preserve">The system shall stop any asset which has been marked as unsafe, under inspection, under maintenance, retired, donated, recycled or disposed of from being made available as an available resource. An asset that has been restricted for inspection or maintenance will only become available again after </w:t>
-            </w:r>
-            <w:proofErr w:type="spellStart"/>
-            <w:r>
-              <w:t>authorised</w:t>
-            </w:r>
-            <w:proofErr w:type="spellEnd"/>
-            <w:r>
-              <w:t xml:space="preserve"> staff have recorded that the asset is in an acceptable condition and have confirmed its availability. </w:t>
-            </w:r>
-          </w:p>
-        </w:tc>
-        <w:tc>
-          <w:tcPr>
-            <w:tcW w:w="0" w:type="auto"/>
-            <w:tcBorders>
-              <w:top w:val="single" w:sz="4" w:space="0" w:color="000000"/>
-              <w:left w:val="single" w:sz="4" w:space="0" w:color="000000"/>
-              <w:bottom w:val="single" w:sz="4" w:space="0" w:color="000000"/>
-              <w:right w:val="single" w:sz="4" w:space="0" w:color="000000"/>
-            </w:tcBorders>
-            <w:tcMar>
-              <w:top w:w="100" w:type="dxa"/>
-              <w:left w:w="100" w:type="dxa"/>
-              <w:bottom w:w="100" w:type="dxa"/>
-              <w:right w:w="100" w:type="dxa"/>
-            </w:tcMar>
-            <w:hideMark/>
-          </w:tcPr>
-          <w:p>
-            <w:proofErr w:type="spellStart"/>
+              <w:t>The system shall stop any asset which has been marked as unsafe, under inspection, under maintenance, retired, donated, recycled or disposed of from being made available as an available resource. An asset that has been restricted for inspection or maintenance will only become available again after authorised staff have recorded that the asset is in an acceptable condition and have confirmed its availability. </w:t>
+            </w:r>
+          </w:p>
+        </w:tc>
+        <w:tc>
+          <w:tcPr>
+            <w:tcW w:w="0" w:type="auto"/>
+            <w:tcBorders>
+              <w:top w:val="single" w:sz="4" w:space="0" w:color="000000"/>
+              <w:left w:val="single" w:sz="4" w:space="0" w:color="000000"/>
+              <w:bottom w:val="single" w:sz="4" w:space="0" w:color="000000"/>
+              <w:right w:val="single" w:sz="4" w:space="0" w:color="000000"/>
+            </w:tcBorders>
+            <w:tcMar>
+              <w:top w:w="100" w:type="dxa"/>
+              <w:left w:w="100" w:type="dxa"/>
+              <w:bottom w:w="100" w:type="dxa"/>
+              <w:right w:w="100" w:type="dxa"/>
+            </w:tcMar>
+            <w:hideMark/>
+          </w:tcPr>
+          <w:p>
             <w:r>
               <w:t>Essenti</w:t>
             </w:r>
-            <w:proofErr w:type="spellEnd"/>
           </w:p>
         </w:tc>
       </w:tr>
@@ -4616,44 +4368,15 @@
       </w:r>
     </w:p>
     <w:p>
-      <w:proofErr w:type="gramStart"/>
       <w:r>
         <w:lastRenderedPageBreak/>
-        <w:t>The</w:t>
-      </w:r>
-      <w:proofErr w:type="gramEnd"/>
-      <w:r>
-        <w:t xml:space="preserve"> feature allows the user to be informed about the changes to their requests and assets through application notifications. For example, a requester receives an approval notification if a request is approved or denied. The staff members also receive notifications about changes to </w:t>
-      </w:r>
-      <w:proofErr w:type="gramStart"/>
-      <w:r>
-        <w:t>a transfer</w:t>
-      </w:r>
-      <w:proofErr w:type="gramEnd"/>
-      <w:r>
-        <w:t>, receipt, or maintenance.</w:t>
+        <w:t>The feature allows the user to be informed about the changes to their requests and assets through application notifications. For example, a requester receives an approval notification if a request is approved or denied. The staff members also receive notifications about changes to a transfer, receipt, or maintenance.</w:t>
       </w:r>
     </w:p>
     <w:p/>
     <w:p>
       <w:r>
-        <w:t xml:space="preserve">The system has an audit log that tracks all the essential changes performed in the system. It records </w:t>
-      </w:r>
-      <w:proofErr w:type="gramStart"/>
-      <w:r>
-        <w:t>the information</w:t>
-      </w:r>
-      <w:proofErr w:type="gramEnd"/>
-      <w:r>
-        <w:t xml:space="preserve"> about who changed the data, when it happened, and what exactly was changed. This feature helps a staff member to see all the modifications to check if some unauthorized changes were made. Notifications and audit trail are available to the users </w:t>
-      </w:r>
-      <w:proofErr w:type="gramStart"/>
-      <w:r>
-        <w:t>per</w:t>
-      </w:r>
-      <w:proofErr w:type="gramEnd"/>
-      <w:r>
-        <w:t xml:space="preserve"> their access rights.</w:t>
+        <w:t>The system has an audit log that tracks all the essential changes performed in the system. It records the information about who changed the data, when it happened, and what exactly was changed. This feature helps a staff member to see all the modifications to check if some unauthorized changes were made. Notifications and audit trail are available to the users per their access rights.</w:t>
       </w:r>
     </w:p>
     <w:p/>
@@ -5072,23 +4795,7 @@
           </w:tcPr>
           <w:p>
             <w:r>
-              <w:t xml:space="preserve">Denies </w:t>
-            </w:r>
-            <w:proofErr w:type="gramStart"/>
-            <w:r>
-              <w:t>access</w:t>
-            </w:r>
-            <w:proofErr w:type="gramEnd"/>
-            <w:r>
-              <w:t xml:space="preserve"> and </w:t>
-            </w:r>
-            <w:proofErr w:type="gramStart"/>
-            <w:r>
-              <w:t>displays</w:t>
-            </w:r>
-            <w:proofErr w:type="gramEnd"/>
-            <w:r>
-              <w:t xml:space="preserve"> an explanatory message.</w:t>
+              <w:t>Denies access and displays an explanatory message.</w:t>
             </w:r>
           </w:p>
         </w:tc>
@@ -5234,15 +4941,7 @@
           </w:tcPr>
           <w:p>
             <w:r>
-              <w:t xml:space="preserve">When a request is submitted, approved or rejected, or when there is a change to the related transfer, receipt or maintenance status, the system shall notify both the requester and the </w:t>
-            </w:r>
-            <w:proofErr w:type="gramStart"/>
-            <w:r>
-              <w:t>responsible staff</w:t>
-            </w:r>
-            <w:proofErr w:type="gramEnd"/>
-            <w:r>
-              <w:t xml:space="preserve"> through the application. Each notification shall state the event and the associated record and should be accessible only to authorized recipients. </w:t>
+              <w:t>When a request is submitted, approved or rejected, or when there is a change to the related transfer, receipt or maintenance status, the system shall notify both the requester and the responsible staff through the application. Each notification shall state the event and the associated record and should be accessible only to authorized recipients. </w:t>
             </w:r>
           </w:p>
         </w:tc>
@@ -5303,6 +5002,991 @@
         </w:tc>
       </w:tr>
     </w:tbl>
+    <w:p/>
+    <w:p/>
+    <w:p>
+      <w:r>
+        <w:rPr>
+          <w:b/>
+          <w:bCs/>
+        </w:rPr>
+        <w:t>5.2 Safety Requirements</w:t>
+      </w:r>
+    </w:p>
+    <w:p/>
+    <w:p>
+      <w:r>
+        <w:t>Just because an asset is included in the system does not mean that it is ready to use; it might have a recorded fault, it might be awaiting inspection or it might have reached the end of its useful life. The requirements listed below serve to avoid such assets being put into use and make sure that safety decisions remain with the authorized staff.</w:t>
+      </w:r>
+    </w:p>
+    <w:p/>
+    <w:tbl>
+      <w:tblPr>
+        <w:tblW w:w="0" w:type="auto"/>
+        <w:tblCellMar>
+          <w:top w:w="15" w:type="dxa"/>
+          <w:left w:w="15" w:type="dxa"/>
+          <w:bottom w:w="15" w:type="dxa"/>
+          <w:right w:w="15" w:type="dxa"/>
+        </w:tblCellMar>
+        <w:tblLook w:val="04A0" w:firstRow="1" w:lastRow="0" w:firstColumn="1" w:lastColumn="0" w:noHBand="0" w:noVBand="1"/>
+      </w:tblPr>
+      <w:tblGrid>
+        <w:gridCol w:w="883"/>
+        <w:gridCol w:w="8467"/>
+      </w:tblGrid>
+      <w:tr>
+        <w:trPr>
+          <w:trHeight w:val="500"/>
+        </w:trPr>
+        <w:tc>
+          <w:tcPr>
+            <w:tcW w:w="0" w:type="auto"/>
+            <w:tcBorders>
+              <w:top w:val="single" w:sz="4" w:space="0" w:color="000000"/>
+              <w:left w:val="single" w:sz="4" w:space="0" w:color="000000"/>
+              <w:bottom w:val="single" w:sz="4" w:space="0" w:color="000000"/>
+              <w:right w:val="single" w:sz="4" w:space="0" w:color="000000"/>
+            </w:tcBorders>
+            <w:tcMar>
+              <w:top w:w="100" w:type="dxa"/>
+              <w:left w:w="100" w:type="dxa"/>
+              <w:bottom w:w="100" w:type="dxa"/>
+              <w:right w:w="100" w:type="dxa"/>
+            </w:tcMar>
+            <w:hideMark/>
+          </w:tcPr>
+          <w:p>
+            <w:r>
+              <w:rPr>
+                <w:b/>
+                <w:bCs/>
+              </w:rPr>
+              <w:t>ID</w:t>
+            </w:r>
+          </w:p>
+        </w:tc>
+        <w:tc>
+          <w:tcPr>
+            <w:tcW w:w="0" w:type="auto"/>
+            <w:tcBorders>
+              <w:top w:val="single" w:sz="4" w:space="0" w:color="000000"/>
+              <w:left w:val="single" w:sz="4" w:space="0" w:color="000000"/>
+              <w:bottom w:val="single" w:sz="4" w:space="0" w:color="000000"/>
+              <w:right w:val="single" w:sz="4" w:space="0" w:color="000000"/>
+            </w:tcBorders>
+            <w:tcMar>
+              <w:top w:w="100" w:type="dxa"/>
+              <w:left w:w="100" w:type="dxa"/>
+              <w:bottom w:w="100" w:type="dxa"/>
+              <w:right w:w="100" w:type="dxa"/>
+            </w:tcMar>
+            <w:hideMark/>
+          </w:tcPr>
+          <w:p>
+            <w:r>
+              <w:rPr>
+                <w:b/>
+                <w:bCs/>
+              </w:rPr>
+              <w:t>Safety requirement</w:t>
+            </w:r>
+          </w:p>
+        </w:tc>
+      </w:tr>
+      <w:tr>
+        <w:trPr>
+          <w:trHeight w:val="785"/>
+        </w:trPr>
+        <w:tc>
+          <w:tcPr>
+            <w:tcW w:w="0" w:type="auto"/>
+            <w:tcBorders>
+              <w:top w:val="single" w:sz="4" w:space="0" w:color="000000"/>
+              <w:left w:val="single" w:sz="4" w:space="0" w:color="000000"/>
+              <w:bottom w:val="single" w:sz="4" w:space="0" w:color="000000"/>
+              <w:right w:val="single" w:sz="4" w:space="0" w:color="000000"/>
+            </w:tcBorders>
+            <w:tcMar>
+              <w:top w:w="100" w:type="dxa"/>
+              <w:left w:w="100" w:type="dxa"/>
+              <w:bottom w:w="100" w:type="dxa"/>
+              <w:right w:w="100" w:type="dxa"/>
+            </w:tcMar>
+            <w:hideMark/>
+          </w:tcPr>
+          <w:p>
+            <w:r>
+              <w:rPr>
+                <w:b/>
+                <w:bCs/>
+              </w:rPr>
+              <w:t>NFR-SA01</w:t>
+            </w:r>
+          </w:p>
+        </w:tc>
+        <w:tc>
+          <w:tcPr>
+            <w:tcW w:w="0" w:type="auto"/>
+            <w:tcBorders>
+              <w:top w:val="single" w:sz="4" w:space="0" w:color="000000"/>
+              <w:left w:val="single" w:sz="4" w:space="0" w:color="000000"/>
+              <w:bottom w:val="single" w:sz="4" w:space="0" w:color="000000"/>
+              <w:right w:val="single" w:sz="4" w:space="0" w:color="000000"/>
+            </w:tcBorders>
+            <w:tcMar>
+              <w:top w:w="100" w:type="dxa"/>
+              <w:left w:w="100" w:type="dxa"/>
+              <w:bottom w:w="100" w:type="dxa"/>
+              <w:right w:w="100" w:type="dxa"/>
+            </w:tcMar>
+            <w:hideMark/>
+          </w:tcPr>
+          <w:p>
+            <w:r>
+              <w:t>The system shall stop any assets that have been marked as unsafe or that have been retired, donated, recycled or disposed of being put up for sale or approved for reuse on campus.</w:t>
+            </w:r>
+          </w:p>
+        </w:tc>
+      </w:tr>
+      <w:tr>
+        <w:trPr>
+          <w:trHeight w:val="1055"/>
+        </w:trPr>
+        <w:tc>
+          <w:tcPr>
+            <w:tcW w:w="0" w:type="auto"/>
+            <w:tcBorders>
+              <w:top w:val="single" w:sz="4" w:space="0" w:color="000000"/>
+              <w:left w:val="single" w:sz="4" w:space="0" w:color="000000"/>
+              <w:bottom w:val="single" w:sz="4" w:space="0" w:color="000000"/>
+              <w:right w:val="single" w:sz="4" w:space="0" w:color="000000"/>
+            </w:tcBorders>
+            <w:tcMar>
+              <w:top w:w="100" w:type="dxa"/>
+              <w:left w:w="100" w:type="dxa"/>
+              <w:bottom w:w="100" w:type="dxa"/>
+              <w:right w:w="100" w:type="dxa"/>
+            </w:tcMar>
+            <w:hideMark/>
+          </w:tcPr>
+          <w:p>
+            <w:r>
+              <w:rPr>
+                <w:b/>
+                <w:bCs/>
+              </w:rPr>
+              <w:lastRenderedPageBreak/>
+              <w:t>NFR-SA02</w:t>
+            </w:r>
+          </w:p>
+        </w:tc>
+        <w:tc>
+          <w:tcPr>
+            <w:tcW w:w="0" w:type="auto"/>
+            <w:tcBorders>
+              <w:top w:val="single" w:sz="4" w:space="0" w:color="000000"/>
+              <w:left w:val="single" w:sz="4" w:space="0" w:color="000000"/>
+              <w:bottom w:val="single" w:sz="4" w:space="0" w:color="000000"/>
+              <w:right w:val="single" w:sz="4" w:space="0" w:color="000000"/>
+            </w:tcBorders>
+            <w:tcMar>
+              <w:top w:w="100" w:type="dxa"/>
+              <w:left w:w="100" w:type="dxa"/>
+              <w:bottom w:w="100" w:type="dxa"/>
+              <w:right w:w="100" w:type="dxa"/>
+            </w:tcMar>
+            <w:hideMark/>
+          </w:tcPr>
+          <w:p>
+            <w:r>
+              <w:t>An asset which is the subject of an inspection or maintenance shall not be made available for reservation or for release for use until authorised staff have recorded it as being in an acceptable condition and have confirmed its availability. </w:t>
+            </w:r>
+          </w:p>
+        </w:tc>
+      </w:tr>
+      <w:tr>
+        <w:trPr>
+          <w:trHeight w:val="1055"/>
+        </w:trPr>
+        <w:tc>
+          <w:tcPr>
+            <w:tcW w:w="0" w:type="auto"/>
+            <w:tcBorders>
+              <w:top w:val="single" w:sz="4" w:space="0" w:color="000000"/>
+              <w:left w:val="single" w:sz="4" w:space="0" w:color="000000"/>
+              <w:bottom w:val="single" w:sz="4" w:space="0" w:color="000000"/>
+              <w:right w:val="single" w:sz="4" w:space="0" w:color="000000"/>
+            </w:tcBorders>
+            <w:tcMar>
+              <w:top w:w="100" w:type="dxa"/>
+              <w:left w:w="100" w:type="dxa"/>
+              <w:bottom w:w="100" w:type="dxa"/>
+              <w:right w:w="100" w:type="dxa"/>
+            </w:tcMar>
+            <w:hideMark/>
+          </w:tcPr>
+          <w:p>
+            <w:r>
+              <w:rPr>
+                <w:b/>
+                <w:bCs/>
+              </w:rPr>
+              <w:t>NFR-SA03</w:t>
+            </w:r>
+          </w:p>
+        </w:tc>
+        <w:tc>
+          <w:tcPr>
+            <w:tcW w:w="0" w:type="auto"/>
+            <w:tcBorders>
+              <w:top w:val="single" w:sz="4" w:space="0" w:color="000000"/>
+              <w:left w:val="single" w:sz="4" w:space="0" w:color="000000"/>
+              <w:bottom w:val="single" w:sz="4" w:space="0" w:color="000000"/>
+              <w:right w:val="single" w:sz="4" w:space="0" w:color="000000"/>
+            </w:tcBorders>
+            <w:tcMar>
+              <w:top w:w="100" w:type="dxa"/>
+              <w:left w:w="100" w:type="dxa"/>
+              <w:bottom w:w="100" w:type="dxa"/>
+              <w:right w:w="100" w:type="dxa"/>
+            </w:tcMar>
+            <w:hideMark/>
+          </w:tcPr>
+          <w:p>
+            <w:r>
+              <w:t>The system shall have human approval when it comes to controlled transfers, repairs, donations, recycling and disposal. It must not be the case that an AI recommendation circumvents this approval or removes a recorded safety restriction. </w:t>
+            </w:r>
+          </w:p>
+        </w:tc>
+      </w:tr>
+      <w:tr>
+        <w:trPr>
+          <w:trHeight w:val="1055"/>
+        </w:trPr>
+        <w:tc>
+          <w:tcPr>
+            <w:tcW w:w="0" w:type="auto"/>
+            <w:tcBorders>
+              <w:top w:val="single" w:sz="4" w:space="0" w:color="000000"/>
+              <w:left w:val="single" w:sz="4" w:space="0" w:color="000000"/>
+              <w:bottom w:val="single" w:sz="4" w:space="0" w:color="000000"/>
+              <w:right w:val="single" w:sz="4" w:space="0" w:color="000000"/>
+            </w:tcBorders>
+            <w:tcMar>
+              <w:top w:w="100" w:type="dxa"/>
+              <w:left w:w="100" w:type="dxa"/>
+              <w:bottom w:w="100" w:type="dxa"/>
+              <w:right w:w="100" w:type="dxa"/>
+            </w:tcMar>
+            <w:hideMark/>
+          </w:tcPr>
+          <w:p>
+            <w:r>
+              <w:rPr>
+                <w:b/>
+                <w:bCs/>
+              </w:rPr>
+              <w:t>NFR-SA04</w:t>
+            </w:r>
+          </w:p>
+        </w:tc>
+        <w:tc>
+          <w:tcPr>
+            <w:tcW w:w="0" w:type="auto"/>
+            <w:tcBorders>
+              <w:top w:val="single" w:sz="4" w:space="0" w:color="000000"/>
+              <w:left w:val="single" w:sz="4" w:space="0" w:color="000000"/>
+              <w:bottom w:val="single" w:sz="4" w:space="0" w:color="000000"/>
+              <w:right w:val="single" w:sz="4" w:space="0" w:color="000000"/>
+            </w:tcBorders>
+            <w:tcMar>
+              <w:top w:w="100" w:type="dxa"/>
+              <w:left w:w="100" w:type="dxa"/>
+              <w:bottom w:w="100" w:type="dxa"/>
+              <w:right w:w="100" w:type="dxa"/>
+            </w:tcMar>
+            <w:hideMark/>
+          </w:tcPr>
+          <w:p>
+            <w:r>
+              <w:t>Before approving or releasing an asset for use, the system shall show its present condition, together with any recorded safety warnings and the most recent inspection result if these are available; if the required inspection result is missing, then the action will be blocked. </w:t>
+            </w:r>
+          </w:p>
+        </w:tc>
+      </w:tr>
+    </w:tbl>
+    <w:p/>
+    <w:p>
+      <w:r>
+        <w:t>All safety requirements have priority. All safety requirements apply to the approval and maintenance workflows, in Sections 4.4 and 4.5. All safety requirements do not stop restrictions on release for use from allowing authorized movement for repair or recycling. Physical inspection and assessment of an asset’s fitness for use remain the responsibility of university staff. </w:t>
+      </w:r>
+    </w:p>
+    <w:p/>
+    <w:p>
+      <w:r>
+        <w:rPr>
+          <w:b/>
+          <w:bCs/>
+        </w:rPr>
+        <w:t>5.3 Security Requirements</w:t>
+      </w:r>
+    </w:p>
+    <w:p/>
+    <w:p>
+      <w:r>
+        <w:t>People on campus need different information based on what they do. For example, someone who can look at available items shouldn't automatically be able to approve transfers, change permissions, or see private financial details. This setup keeps accounts and project data safe while making sure the right people can still do their jobs. </w:t>
+      </w:r>
+    </w:p>
+    <w:p>
+      <w:r>
+        <w:br/>
+      </w:r>
+    </w:p>
+    <w:tbl>
+      <w:tblPr>
+        <w:tblW w:w="0" w:type="auto"/>
+        <w:tblCellMar>
+          <w:top w:w="15" w:type="dxa"/>
+          <w:left w:w="15" w:type="dxa"/>
+          <w:bottom w:w="15" w:type="dxa"/>
+          <w:right w:w="15" w:type="dxa"/>
+        </w:tblCellMar>
+        <w:tblLook w:val="04A0" w:firstRow="1" w:lastRow="0" w:firstColumn="1" w:lastColumn="0" w:noHBand="0" w:noVBand="1"/>
+      </w:tblPr>
+      <w:tblGrid>
+        <w:gridCol w:w="921"/>
+        <w:gridCol w:w="8429"/>
+      </w:tblGrid>
+      <w:tr>
+        <w:trPr>
+          <w:trHeight w:val="500"/>
+        </w:trPr>
+        <w:tc>
+          <w:tcPr>
+            <w:tcW w:w="0" w:type="auto"/>
+            <w:tcBorders>
+              <w:top w:val="single" w:sz="4" w:space="0" w:color="000000"/>
+              <w:left w:val="single" w:sz="4" w:space="0" w:color="000000"/>
+              <w:bottom w:val="single" w:sz="4" w:space="0" w:color="000000"/>
+              <w:right w:val="single" w:sz="4" w:space="0" w:color="000000"/>
+            </w:tcBorders>
+            <w:tcMar>
+              <w:top w:w="100" w:type="dxa"/>
+              <w:left w:w="100" w:type="dxa"/>
+              <w:bottom w:w="100" w:type="dxa"/>
+              <w:right w:w="100" w:type="dxa"/>
+            </w:tcMar>
+            <w:hideMark/>
+          </w:tcPr>
+          <w:p>
+            <w:r>
+              <w:rPr>
+                <w:b/>
+                <w:bCs/>
+              </w:rPr>
+              <w:t>ID</w:t>
+            </w:r>
+          </w:p>
+        </w:tc>
+        <w:tc>
+          <w:tcPr>
+            <w:tcW w:w="0" w:type="auto"/>
+            <w:tcBorders>
+              <w:top w:val="single" w:sz="4" w:space="0" w:color="000000"/>
+              <w:left w:val="single" w:sz="4" w:space="0" w:color="000000"/>
+              <w:bottom w:val="single" w:sz="4" w:space="0" w:color="000000"/>
+              <w:right w:val="single" w:sz="4" w:space="0" w:color="000000"/>
+            </w:tcBorders>
+            <w:tcMar>
+              <w:top w:w="100" w:type="dxa"/>
+              <w:left w:w="100" w:type="dxa"/>
+              <w:bottom w:w="100" w:type="dxa"/>
+              <w:right w:w="100" w:type="dxa"/>
+            </w:tcMar>
+            <w:hideMark/>
+          </w:tcPr>
+          <w:p>
+            <w:r>
+              <w:rPr>
+                <w:b/>
+                <w:bCs/>
+              </w:rPr>
+              <w:t>Security requirement</w:t>
+            </w:r>
+          </w:p>
+        </w:tc>
+      </w:tr>
+      <w:tr>
+        <w:trPr>
+          <w:trHeight w:val="785"/>
+        </w:trPr>
+        <w:tc>
+          <w:tcPr>
+            <w:tcW w:w="0" w:type="auto"/>
+            <w:tcBorders>
+              <w:top w:val="single" w:sz="4" w:space="0" w:color="000000"/>
+              <w:left w:val="single" w:sz="4" w:space="0" w:color="000000"/>
+              <w:bottom w:val="single" w:sz="4" w:space="0" w:color="000000"/>
+              <w:right w:val="single" w:sz="4" w:space="0" w:color="000000"/>
+            </w:tcBorders>
+            <w:tcMar>
+              <w:top w:w="100" w:type="dxa"/>
+              <w:left w:w="100" w:type="dxa"/>
+              <w:bottom w:w="100" w:type="dxa"/>
+              <w:right w:w="100" w:type="dxa"/>
+            </w:tcMar>
+            <w:hideMark/>
+          </w:tcPr>
+          <w:p>
+            <w:r>
+              <w:rPr>
+                <w:b/>
+                <w:bCs/>
+              </w:rPr>
+              <w:lastRenderedPageBreak/>
+              <w:t>NFR-SE01</w:t>
+            </w:r>
+          </w:p>
+        </w:tc>
+        <w:tc>
+          <w:tcPr>
+            <w:tcW w:w="0" w:type="auto"/>
+            <w:tcBorders>
+              <w:top w:val="single" w:sz="4" w:space="0" w:color="000000"/>
+              <w:left w:val="single" w:sz="4" w:space="0" w:color="000000"/>
+              <w:bottom w:val="single" w:sz="4" w:space="0" w:color="000000"/>
+              <w:right w:val="single" w:sz="4" w:space="0" w:color="000000"/>
+            </w:tcBorders>
+            <w:tcMar>
+              <w:top w:w="100" w:type="dxa"/>
+              <w:left w:w="100" w:type="dxa"/>
+              <w:bottom w:w="100" w:type="dxa"/>
+              <w:right w:w="100" w:type="dxa"/>
+            </w:tcMar>
+            <w:hideMark/>
+          </w:tcPr>
+          <w:p>
+            <w:r>
+              <w:t>Users shall log in to use certain features. When a user logs out, their session should end so they have to log in again for any protected actions. </w:t>
+            </w:r>
+          </w:p>
+        </w:tc>
+      </w:tr>
+      <w:tr>
+        <w:trPr>
+          <w:trHeight w:val="785"/>
+        </w:trPr>
+        <w:tc>
+          <w:tcPr>
+            <w:tcW w:w="0" w:type="auto"/>
+            <w:tcBorders>
+              <w:top w:val="single" w:sz="4" w:space="0" w:color="000000"/>
+              <w:left w:val="single" w:sz="4" w:space="0" w:color="000000"/>
+              <w:bottom w:val="single" w:sz="4" w:space="0" w:color="000000"/>
+              <w:right w:val="single" w:sz="4" w:space="0" w:color="000000"/>
+            </w:tcBorders>
+            <w:tcMar>
+              <w:top w:w="100" w:type="dxa"/>
+              <w:left w:w="100" w:type="dxa"/>
+              <w:bottom w:w="100" w:type="dxa"/>
+              <w:right w:w="100" w:type="dxa"/>
+            </w:tcMar>
+            <w:hideMark/>
+          </w:tcPr>
+          <w:p>
+            <w:r>
+              <w:rPr>
+                <w:b/>
+                <w:bCs/>
+              </w:rPr>
+              <w:t>NFR-SE02</w:t>
+            </w:r>
+          </w:p>
+        </w:tc>
+        <w:tc>
+          <w:tcPr>
+            <w:tcW w:w="0" w:type="auto"/>
+            <w:tcBorders>
+              <w:top w:val="single" w:sz="4" w:space="0" w:color="000000"/>
+              <w:left w:val="single" w:sz="4" w:space="0" w:color="000000"/>
+              <w:bottom w:val="single" w:sz="4" w:space="0" w:color="000000"/>
+              <w:right w:val="single" w:sz="4" w:space="0" w:color="000000"/>
+            </w:tcBorders>
+            <w:tcMar>
+              <w:top w:w="100" w:type="dxa"/>
+              <w:left w:w="100" w:type="dxa"/>
+              <w:bottom w:w="100" w:type="dxa"/>
+              <w:right w:w="100" w:type="dxa"/>
+            </w:tcMar>
+            <w:hideMark/>
+          </w:tcPr>
+          <w:p>
+            <w:r>
+              <w:t>The system shall verify a user's permissions before letting them perform any restricted action, even if they try to access it directly. </w:t>
+            </w:r>
+          </w:p>
+        </w:tc>
+      </w:tr>
+      <w:tr>
+        <w:trPr>
+          <w:trHeight w:val="1055"/>
+        </w:trPr>
+        <w:tc>
+          <w:tcPr>
+            <w:tcW w:w="0" w:type="auto"/>
+            <w:tcBorders>
+              <w:top w:val="single" w:sz="4" w:space="0" w:color="000000"/>
+              <w:left w:val="single" w:sz="4" w:space="0" w:color="000000"/>
+              <w:bottom w:val="single" w:sz="4" w:space="0" w:color="000000"/>
+              <w:right w:val="single" w:sz="4" w:space="0" w:color="000000"/>
+            </w:tcBorders>
+            <w:tcMar>
+              <w:top w:w="100" w:type="dxa"/>
+              <w:left w:w="100" w:type="dxa"/>
+              <w:bottom w:w="100" w:type="dxa"/>
+              <w:right w:w="100" w:type="dxa"/>
+            </w:tcMar>
+            <w:hideMark/>
+          </w:tcPr>
+          <w:p>
+            <w:r>
+              <w:rPr>
+                <w:b/>
+                <w:bCs/>
+              </w:rPr>
+              <w:t>NFR-SE03</w:t>
+            </w:r>
+          </w:p>
+        </w:tc>
+        <w:tc>
+          <w:tcPr>
+            <w:tcW w:w="0" w:type="auto"/>
+            <w:tcBorders>
+              <w:top w:val="single" w:sz="4" w:space="0" w:color="000000"/>
+              <w:left w:val="single" w:sz="4" w:space="0" w:color="000000"/>
+              <w:bottom w:val="single" w:sz="4" w:space="0" w:color="000000"/>
+              <w:right w:val="single" w:sz="4" w:space="0" w:color="000000"/>
+            </w:tcBorders>
+            <w:tcMar>
+              <w:top w:w="100" w:type="dxa"/>
+              <w:left w:w="100" w:type="dxa"/>
+              <w:bottom w:w="100" w:type="dxa"/>
+              <w:right w:w="100" w:type="dxa"/>
+            </w:tcMar>
+            <w:hideMark/>
+          </w:tcPr>
+          <w:p>
+            <w:r>
+              <w:t>Access to records for assets, requests, finances, and maintenance shall follow the rules set out in Section 2. Users shouldn't be able to get into other restricted records just by changing the record's ID. </w:t>
+            </w:r>
+          </w:p>
+        </w:tc>
+      </w:tr>
+      <w:tr>
+        <w:trPr>
+          <w:trHeight w:val="1055"/>
+        </w:trPr>
+        <w:tc>
+          <w:tcPr>
+            <w:tcW w:w="0" w:type="auto"/>
+            <w:tcBorders>
+              <w:top w:val="single" w:sz="4" w:space="0" w:color="000000"/>
+              <w:left w:val="single" w:sz="4" w:space="0" w:color="000000"/>
+              <w:bottom w:val="single" w:sz="4" w:space="0" w:color="000000"/>
+              <w:right w:val="single" w:sz="4" w:space="0" w:color="000000"/>
+            </w:tcBorders>
+            <w:tcMar>
+              <w:top w:w="100" w:type="dxa"/>
+              <w:left w:w="100" w:type="dxa"/>
+              <w:bottom w:w="100" w:type="dxa"/>
+              <w:right w:w="100" w:type="dxa"/>
+            </w:tcMar>
+            <w:hideMark/>
+          </w:tcPr>
+          <w:p>
+            <w:r>
+              <w:rPr>
+                <w:b/>
+                <w:bCs/>
+              </w:rPr>
+              <w:t>NFR-SE04</w:t>
+            </w:r>
+          </w:p>
+        </w:tc>
+        <w:tc>
+          <w:tcPr>
+            <w:tcW w:w="0" w:type="auto"/>
+            <w:tcBorders>
+              <w:top w:val="single" w:sz="4" w:space="0" w:color="000000"/>
+              <w:left w:val="single" w:sz="4" w:space="0" w:color="000000"/>
+              <w:bottom w:val="single" w:sz="4" w:space="0" w:color="000000"/>
+              <w:right w:val="single" w:sz="4" w:space="0" w:color="000000"/>
+            </w:tcBorders>
+            <w:tcMar>
+              <w:top w:w="100" w:type="dxa"/>
+              <w:left w:w="100" w:type="dxa"/>
+              <w:bottom w:w="100" w:type="dxa"/>
+              <w:right w:w="100" w:type="dxa"/>
+            </w:tcMar>
+            <w:hideMark/>
+          </w:tcPr>
+          <w:p>
+            <w:r>
+              <w:t>Passwords shall be stored as scrambled codes (salted hashes) instead of plain text. When using the application over a network, login details and sensitive records must be sent securely using HTTPS. </w:t>
+            </w:r>
+          </w:p>
+        </w:tc>
+      </w:tr>
+      <w:tr>
+        <w:trPr>
+          <w:trHeight w:val="785"/>
+        </w:trPr>
+        <w:tc>
+          <w:tcPr>
+            <w:tcW w:w="0" w:type="auto"/>
+            <w:tcBorders>
+              <w:top w:val="single" w:sz="4" w:space="0" w:color="000000"/>
+              <w:left w:val="single" w:sz="4" w:space="0" w:color="000000"/>
+              <w:bottom w:val="single" w:sz="4" w:space="0" w:color="000000"/>
+              <w:right w:val="single" w:sz="4" w:space="0" w:color="000000"/>
+            </w:tcBorders>
+            <w:tcMar>
+              <w:top w:w="100" w:type="dxa"/>
+              <w:left w:w="100" w:type="dxa"/>
+              <w:bottom w:w="100" w:type="dxa"/>
+              <w:right w:w="100" w:type="dxa"/>
+            </w:tcMar>
+            <w:hideMark/>
+          </w:tcPr>
+          <w:p>
+            <w:r>
+              <w:rPr>
+                <w:b/>
+                <w:bCs/>
+              </w:rPr>
+              <w:t>NFR-SE05</w:t>
+            </w:r>
+          </w:p>
+        </w:tc>
+        <w:tc>
+          <w:tcPr>
+            <w:tcW w:w="0" w:type="auto"/>
+            <w:tcBorders>
+              <w:top w:val="single" w:sz="4" w:space="0" w:color="000000"/>
+              <w:left w:val="single" w:sz="4" w:space="0" w:color="000000"/>
+              <w:bottom w:val="single" w:sz="4" w:space="0" w:color="000000"/>
+              <w:right w:val="single" w:sz="4" w:space="0" w:color="000000"/>
+            </w:tcBorders>
+            <w:tcMar>
+              <w:top w:w="100" w:type="dxa"/>
+              <w:left w:w="100" w:type="dxa"/>
+              <w:bottom w:w="100" w:type="dxa"/>
+              <w:right w:w="100" w:type="dxa"/>
+            </w:tcMar>
+            <w:hideMark/>
+          </w:tcPr>
+          <w:p>
+            <w:r>
+              <w:t>The system shall check that submitted data has all the necessary fields, correct data types, and acceptable values before it's saved. If the input is wrong, it shouldn't change any existing records. </w:t>
+            </w:r>
+          </w:p>
+        </w:tc>
+      </w:tr>
+      <w:tr>
+        <w:trPr>
+          <w:trHeight w:val="1055"/>
+        </w:trPr>
+        <w:tc>
+          <w:tcPr>
+            <w:tcW w:w="0" w:type="auto"/>
+            <w:tcBorders>
+              <w:top w:val="single" w:sz="4" w:space="0" w:color="000000"/>
+              <w:left w:val="single" w:sz="4" w:space="0" w:color="000000"/>
+              <w:bottom w:val="single" w:sz="4" w:space="0" w:color="000000"/>
+              <w:right w:val="single" w:sz="4" w:space="0" w:color="000000"/>
+            </w:tcBorders>
+            <w:tcMar>
+              <w:top w:w="100" w:type="dxa"/>
+              <w:left w:w="100" w:type="dxa"/>
+              <w:bottom w:w="100" w:type="dxa"/>
+              <w:right w:w="100" w:type="dxa"/>
+            </w:tcMar>
+            <w:hideMark/>
+          </w:tcPr>
+          <w:p>
+            <w:r>
+              <w:rPr>
+                <w:b/>
+                <w:bCs/>
+              </w:rPr>
+              <w:t>NFR-SE06</w:t>
+            </w:r>
+          </w:p>
+        </w:tc>
+        <w:tc>
+          <w:tcPr>
+            <w:tcW w:w="0" w:type="auto"/>
+            <w:tcBorders>
+              <w:top w:val="single" w:sz="4" w:space="0" w:color="000000"/>
+              <w:left w:val="single" w:sz="4" w:space="0" w:color="000000"/>
+              <w:bottom w:val="single" w:sz="4" w:space="0" w:color="000000"/>
+              <w:right w:val="single" w:sz="4" w:space="0" w:color="000000"/>
+            </w:tcBorders>
+            <w:tcMar>
+              <w:top w:w="100" w:type="dxa"/>
+              <w:left w:w="100" w:type="dxa"/>
+              <w:bottom w:w="100" w:type="dxa"/>
+              <w:right w:w="100" w:type="dxa"/>
+            </w:tcMar>
+            <w:hideMark/>
+          </w:tcPr>
+          <w:p>
+            <w:r>
+              <w:t>Audit logs shall only be viewable by authorized staff. Users shouldn't be able to change or delete audit entries, and passwords or access tokens should never show up in them. </w:t>
+            </w:r>
+          </w:p>
+        </w:tc>
+      </w:tr>
+      <w:tr>
+        <w:trPr>
+          <w:trHeight w:val="785"/>
+        </w:trPr>
+        <w:tc>
+          <w:tcPr>
+            <w:tcW w:w="0" w:type="auto"/>
+            <w:tcBorders>
+              <w:top w:val="single" w:sz="4" w:space="0" w:color="000000"/>
+              <w:left w:val="single" w:sz="4" w:space="0" w:color="000000"/>
+              <w:bottom w:val="single" w:sz="4" w:space="0" w:color="000000"/>
+              <w:right w:val="single" w:sz="4" w:space="0" w:color="000000"/>
+            </w:tcBorders>
+            <w:tcMar>
+              <w:top w:w="100" w:type="dxa"/>
+              <w:left w:w="100" w:type="dxa"/>
+              <w:bottom w:w="100" w:type="dxa"/>
+              <w:right w:w="100" w:type="dxa"/>
+            </w:tcMar>
+            <w:hideMark/>
+          </w:tcPr>
+          <w:p>
+            <w:r>
+              <w:rPr>
+                <w:b/>
+                <w:bCs/>
+              </w:rPr>
+              <w:t>NFR-SE07</w:t>
+            </w:r>
+          </w:p>
+        </w:tc>
+        <w:tc>
+          <w:tcPr>
+            <w:tcW w:w="0" w:type="auto"/>
+            <w:tcBorders>
+              <w:top w:val="single" w:sz="4" w:space="0" w:color="000000"/>
+              <w:left w:val="single" w:sz="4" w:space="0" w:color="000000"/>
+              <w:bottom w:val="single" w:sz="4" w:space="0" w:color="000000"/>
+              <w:right w:val="single" w:sz="4" w:space="0" w:color="000000"/>
+            </w:tcBorders>
+            <w:tcMar>
+              <w:top w:w="100" w:type="dxa"/>
+              <w:left w:w="100" w:type="dxa"/>
+              <w:bottom w:w="100" w:type="dxa"/>
+              <w:right w:w="100" w:type="dxa"/>
+            </w:tcMar>
+            <w:hideMark/>
+          </w:tcPr>
+          <w:p>
+            <w:r>
+              <w:t>API keys, access tokens, and application secrets shall be stored away from the main code and GitHub. They also shouldn't be shown in messages that users see. </w:t>
+            </w:r>
+          </w:p>
+        </w:tc>
+      </w:tr>
+      <w:tr>
+        <w:trPr>
+          <w:trHeight w:val="785"/>
+        </w:trPr>
+        <w:tc>
+          <w:tcPr>
+            <w:tcW w:w="0" w:type="auto"/>
+            <w:tcBorders>
+              <w:top w:val="single" w:sz="4" w:space="0" w:color="000000"/>
+              <w:left w:val="single" w:sz="4" w:space="0" w:color="000000"/>
+              <w:bottom w:val="single" w:sz="4" w:space="0" w:color="000000"/>
+              <w:right w:val="single" w:sz="4" w:space="0" w:color="000000"/>
+            </w:tcBorders>
+            <w:tcMar>
+              <w:top w:w="100" w:type="dxa"/>
+              <w:left w:w="100" w:type="dxa"/>
+              <w:bottom w:w="100" w:type="dxa"/>
+              <w:right w:w="100" w:type="dxa"/>
+            </w:tcMar>
+            <w:hideMark/>
+          </w:tcPr>
+          <w:p>
+            <w:r>
+              <w:rPr>
+                <w:b/>
+                <w:bCs/>
+              </w:rPr>
+              <w:t>NFR-SE08</w:t>
+            </w:r>
+          </w:p>
+        </w:tc>
+        <w:tc>
+          <w:tcPr>
+            <w:tcW w:w="0" w:type="auto"/>
+            <w:tcBorders>
+              <w:top w:val="single" w:sz="4" w:space="0" w:color="000000"/>
+              <w:left w:val="single" w:sz="4" w:space="0" w:color="000000"/>
+              <w:bottom w:val="single" w:sz="4" w:space="0" w:color="000000"/>
+              <w:right w:val="single" w:sz="4" w:space="0" w:color="000000"/>
+            </w:tcBorders>
+            <w:tcMar>
+              <w:top w:w="100" w:type="dxa"/>
+              <w:left w:w="100" w:type="dxa"/>
+              <w:bottom w:w="100" w:type="dxa"/>
+              <w:right w:w="100" w:type="dxa"/>
+            </w:tcMar>
+            <w:hideMark/>
+          </w:tcPr>
+          <w:p>
+            <w:r>
+              <w:t>When showing demos or testing, only fake user information and made-up university records shall be used. This is to prevent any sensitive data from being exposed. </w:t>
+            </w:r>
+          </w:p>
+        </w:tc>
+      </w:tr>
+      <w:tr>
+        <w:trPr>
+          <w:trHeight w:val="1055"/>
+        </w:trPr>
+        <w:tc>
+          <w:tcPr>
+            <w:tcW w:w="0" w:type="auto"/>
+            <w:tcBorders>
+              <w:top w:val="single" w:sz="4" w:space="0" w:color="000000"/>
+              <w:left w:val="single" w:sz="4" w:space="0" w:color="000000"/>
+              <w:bottom w:val="single" w:sz="4" w:space="0" w:color="000000"/>
+              <w:right w:val="single" w:sz="4" w:space="0" w:color="000000"/>
+            </w:tcBorders>
+            <w:tcMar>
+              <w:top w:w="100" w:type="dxa"/>
+              <w:left w:w="100" w:type="dxa"/>
+              <w:bottom w:w="100" w:type="dxa"/>
+              <w:right w:w="100" w:type="dxa"/>
+            </w:tcMar>
+            <w:hideMark/>
+          </w:tcPr>
+          <w:p>
+            <w:r>
+              <w:rPr>
+                <w:b/>
+                <w:bCs/>
+              </w:rPr>
+              <w:t>NFR-SE09</w:t>
+            </w:r>
+          </w:p>
+        </w:tc>
+        <w:tc>
+          <w:tcPr>
+            <w:tcW w:w="0" w:type="auto"/>
+            <w:tcBorders>
+              <w:top w:val="single" w:sz="4" w:space="0" w:color="000000"/>
+              <w:left w:val="single" w:sz="4" w:space="0" w:color="000000"/>
+              <w:bottom w:val="single" w:sz="4" w:space="0" w:color="000000"/>
+              <w:right w:val="single" w:sz="4" w:space="0" w:color="000000"/>
+            </w:tcBorders>
+            <w:tcMar>
+              <w:top w:w="100" w:type="dxa"/>
+              <w:left w:w="100" w:type="dxa"/>
+              <w:bottom w:w="100" w:type="dxa"/>
+              <w:right w:w="100" w:type="dxa"/>
+            </w:tcMar>
+            <w:hideMark/>
+          </w:tcPr>
+          <w:p>
+            <w:r>
+              <w:t>Real university records shall only be gathered or used after getting approval from the proper university authority. Access should then be limited to the specific reason it was approved for. </w:t>
+            </w:r>
+          </w:p>
+        </w:tc>
+      </w:tr>
+      <w:tr>
+        <w:trPr>
+          <w:trHeight w:val="1055"/>
+        </w:trPr>
+        <w:tc>
+          <w:tcPr>
+            <w:tcW w:w="0" w:type="auto"/>
+            <w:tcBorders>
+              <w:top w:val="single" w:sz="4" w:space="0" w:color="000000"/>
+              <w:left w:val="single" w:sz="4" w:space="0" w:color="000000"/>
+              <w:bottom w:val="single" w:sz="4" w:space="0" w:color="000000"/>
+              <w:right w:val="single" w:sz="4" w:space="0" w:color="000000"/>
+            </w:tcBorders>
+            <w:tcMar>
+              <w:top w:w="100" w:type="dxa"/>
+              <w:left w:w="100" w:type="dxa"/>
+              <w:bottom w:w="100" w:type="dxa"/>
+              <w:right w:w="100" w:type="dxa"/>
+            </w:tcMar>
+            <w:hideMark/>
+          </w:tcPr>
+          <w:p>
+            <w:r>
+              <w:rPr>
+                <w:b/>
+                <w:bCs/>
+              </w:rPr>
+              <w:lastRenderedPageBreak/>
+              <w:t>NFR-SE10</w:t>
+            </w:r>
+          </w:p>
+        </w:tc>
+        <w:tc>
+          <w:tcPr>
+            <w:tcW w:w="0" w:type="auto"/>
+            <w:tcBorders>
+              <w:top w:val="single" w:sz="4" w:space="0" w:color="000000"/>
+              <w:left w:val="single" w:sz="4" w:space="0" w:color="000000"/>
+              <w:bottom w:val="single" w:sz="4" w:space="0" w:color="000000"/>
+              <w:right w:val="single" w:sz="4" w:space="0" w:color="000000"/>
+            </w:tcBorders>
+            <w:tcMar>
+              <w:top w:w="100" w:type="dxa"/>
+              <w:left w:w="100" w:type="dxa"/>
+              <w:bottom w:w="100" w:type="dxa"/>
+              <w:right w:w="100" w:type="dxa"/>
+            </w:tcMar>
+            <w:hideMark/>
+          </w:tcPr>
+          <w:p>
+            <w:r>
+              <w:t>When sending information to an external AI service, only include what's absolutely necessary for that specific task. Passwords, access tokens, or personal details that aren't related to the task shall be excluded. </w:t>
+            </w:r>
+          </w:p>
+        </w:tc>
+      </w:tr>
+    </w:tbl>
+    <w:p/>
+    <w:p>
+      <w:r>
+        <w:t xml:space="preserve">All security requirements have </w:t>
+      </w:r>
+      <w:r>
+        <w:rPr>
+          <w:b/>
+          <w:bCs/>
+        </w:rPr>
+        <w:t>Essential</w:t>
+      </w:r>
+      <w:r>
+        <w:t xml:space="preserve"> priority. These constraints apply across the system, including notifications, reports and AI-assisted functions.</w:t>
+      </w:r>
+    </w:p>
+    <w:p/>
     <w:p/>
     <w:p/>
     <w:p>
@@ -5548,15 +6232,7 @@
           </w:tcPr>
           <w:p>
             <w:r>
-              <w:t xml:space="preserve">The </w:t>
-            </w:r>
-            <w:proofErr w:type="gramStart"/>
-            <w:r>
-              <w:t>University Approver</w:t>
-            </w:r>
-            <w:proofErr w:type="gramEnd"/>
-            <w:r>
-              <w:t xml:space="preserve"> applies its decision after viewing the request and asset allocation. This helps in picking the appropriate asset to be transferred by its staff.</w:t>
+              <w:t>The University Approver applies its decision after viewing the request and asset allocation. This helps in picking the appropriate asset to be transferred by its staff.</w:t>
             </w:r>
           </w:p>
         </w:tc>
@@ -5666,15 +6342,7 @@
           </w:tcPr>
           <w:p>
             <w:r>
-              <w:t xml:space="preserve">Requester and </w:t>
-            </w:r>
-            <w:proofErr w:type="gramStart"/>
-            <w:r>
-              <w:t>sending</w:t>
-            </w:r>
-            <w:proofErr w:type="gramEnd"/>
-            <w:r>
-              <w:t xml:space="preserve"> Asset Custodian, who receive the relevant decision notification.</w:t>
+              <w:t>Requester and sending Asset Custodian, who receive the relevant decision notification.</w:t>
             </w:r>
           </w:p>
         </w:tc>
@@ -5706,7 +6374,6 @@
                 <w:b/>
                 <w:bCs/>
               </w:rPr>
-              <w:lastRenderedPageBreak/>
               <w:t>Preconditions</w:t>
             </w:r>
           </w:p>
@@ -5803,6 +6470,7 @@
     </w:p>
     <w:p>
       <w:r>
+        <w:lastRenderedPageBreak/>
         <w:br/>
       </w:r>
     </w:p>
@@ -5869,15 +6537,7 @@
         </w:numPr>
       </w:pPr>
       <w:r>
-        <w:t xml:space="preserve">The system notifies the requester and </w:t>
-      </w:r>
-      <w:proofErr w:type="gramStart"/>
-      <w:r>
-        <w:t>sending</w:t>
-      </w:r>
-      <w:proofErr w:type="gramEnd"/>
-      <w:r>
-        <w:t xml:space="preserve"> Asset Custodian and logs the action.</w:t>
+        <w:t>The system notifies the requester and sending Asset Custodian and logs the action.</w:t>
       </w:r>
     </w:p>
     <w:p/>
@@ -5946,7 +6606,6 @@
           <w:b/>
           <w:bCs/>
         </w:rPr>
-        <w:lastRenderedPageBreak/>
         <w:t>Approval conditions not met:</w:t>
       </w:r>
       <w:r>
@@ -5986,15 +6645,7 @@
         <w:t xml:space="preserve">Saving fails: </w:t>
       </w:r>
       <w:r>
-        <w:t xml:space="preserve">The system indicates </w:t>
-      </w:r>
-      <w:proofErr w:type="gramStart"/>
-      <w:r>
-        <w:t>the failure</w:t>
-      </w:r>
-      <w:proofErr w:type="gramEnd"/>
-      <w:r>
-        <w:t xml:space="preserve"> and retains the previous decision status.</w:t>
+        <w:t>The system indicates the failure and retains the previous decision status.</w:t>
       </w:r>
     </w:p>
     <w:p>
@@ -6036,18 +6687,11 @@
           <w:b/>
           <w:bCs/>
         </w:rPr>
+        <w:lastRenderedPageBreak/>
         <w:t>Failure:</w:t>
       </w:r>
       <w:r>
-        <w:t xml:space="preserve"> No new decision is </w:t>
-      </w:r>
-      <w:proofErr w:type="gramStart"/>
-      <w:r>
-        <w:t>recorded</w:t>
-      </w:r>
-      <w:proofErr w:type="gramEnd"/>
-      <w:r>
-        <w:t>, and the previous valid state is retained.</w:t>
+        <w:t xml:space="preserve"> No new decision is recorded, and the previous valid state is retained.</w:t>
       </w:r>
     </w:p>
     <w:p/>
@@ -6060,23 +6704,7 @@
         <w:t>Applicable business rules:</w:t>
       </w:r>
       <w:r>
-        <w:t xml:space="preserve"> Only an authorized University Approver may approve or disapprove the proposed allocation; a reason for each approval/disapproval action must be provided. AI is not authorized to approve </w:t>
-      </w:r>
-      <w:proofErr w:type="gramStart"/>
-      <w:r>
-        <w:t>a transfer</w:t>
-      </w:r>
-      <w:proofErr w:type="gramEnd"/>
-      <w:r>
-        <w:t xml:space="preserve"> of any asset. </w:t>
-      </w:r>
-      <w:proofErr w:type="gramStart"/>
-      <w:r>
-        <w:t>An approval</w:t>
-      </w:r>
-      <w:proofErr w:type="gramEnd"/>
-      <w:r>
-        <w:t xml:space="preserve"> does not release the asset or transfer ownership, custody or location of the asset.</w:t>
+        <w:t xml:space="preserve"> Only an authorized University Approver may approve or disapprove the proposed allocation; a reason for each approval/disapproval action must be provided. AI is not authorized to approve a transfer of any asset. An approval does not release the asset or transfer ownership, custody or location of the asset.</w:t>
       </w:r>
     </w:p>
     <w:p/>
@@ -6222,15 +6850,7 @@
           </w:tcPr>
           <w:p>
             <w:r>
-              <w:t xml:space="preserve">The sending department releases an approved asset, and the receiving department checks and confirms its arrival. The transfer record connects these two </w:t>
-            </w:r>
-            <w:proofErr w:type="gramStart"/>
-            <w:r>
-              <w:t>stages</w:t>
-            </w:r>
-            <w:proofErr w:type="gramEnd"/>
-            <w:r>
-              <w:t xml:space="preserve"> so responsibility remains clear throughout the handover.</w:t>
+              <w:t>The sending department releases an approved asset, and the receiving department checks and confirms its arrival. The transfer record connects these two stages so responsibility remains clear throughout the handover.</w:t>
             </w:r>
           </w:p>
         </w:tc>
@@ -6372,7 +6992,6 @@
                 <w:b/>
                 <w:bCs/>
               </w:rPr>
-              <w:lastRenderedPageBreak/>
               <w:t>Preconditions</w:t>
             </w:r>
           </w:p>
@@ -6523,15 +7142,7 @@
         </w:numPr>
       </w:pPr>
       <w:r>
-        <w:t xml:space="preserve">The receiving Department Representative inspects the delivered asset and logs the </w:t>
-      </w:r>
-      <w:proofErr w:type="gramStart"/>
-      <w:r>
-        <w:t>received</w:t>
-      </w:r>
-      <w:proofErr w:type="gramEnd"/>
-      <w:r>
-        <w:t xml:space="preserve"> quantity, condition, receipt time/date and destination.</w:t>
+        <w:t>The receiving Department Representative inspects the delivered asset and logs the received quantity, condition, receipt time/date and destination.</w:t>
       </w:r>
     </w:p>
     <w:p>
@@ -6594,7 +7205,6 @@
           <w:b/>
           <w:bCs/>
         </w:rPr>
-        <w:lastRenderedPageBreak/>
         <w:t xml:space="preserve">Modified arrangements: </w:t>
       </w:r>
       <w:r>
@@ -6778,7 +7388,6 @@
                 <w:b/>
                 <w:bCs/>
               </w:rPr>
-              <w:lastRenderedPageBreak/>
               <w:t>Use case ID and name</w:t>
             </w:r>
           </w:p>
@@ -7117,23 +7726,7 @@
         </w:numPr>
       </w:pPr>
       <w:r>
-        <w:t xml:space="preserve">They submit any inspection or fault information for the system to </w:t>
-      </w:r>
-      <w:proofErr w:type="gramStart"/>
-      <w:r>
-        <w:t>store against</w:t>
-      </w:r>
-      <w:proofErr w:type="gramEnd"/>
-      <w:r>
-        <w:t xml:space="preserve"> the </w:t>
-      </w:r>
-      <w:proofErr w:type="gramStart"/>
-      <w:r>
-        <w:t>asset with</w:t>
-      </w:r>
-      <w:proofErr w:type="gramEnd"/>
-      <w:r>
-        <w:t xml:space="preserve"> the date and the owner.</w:t>
+        <w:t>They submit any inspection or fault information for the system to store against the asset with the date and the owner.</w:t>
       </w:r>
     </w:p>
     <w:p>
@@ -7155,15 +7748,7 @@
         </w:numPr>
       </w:pPr>
       <w:r>
-        <w:t xml:space="preserve">Once the required repair has been authorized, Maintenance Staff </w:t>
-      </w:r>
-      <w:proofErr w:type="gramStart"/>
-      <w:r>
-        <w:t>updates</w:t>
-      </w:r>
-      <w:proofErr w:type="gramEnd"/>
-      <w:r>
-        <w:t xml:space="preserve"> the maintenance record in progress, including the work completed and associated cost.</w:t>
+        <w:t>Once the required repair has been authorized, Maintenance Staff updates the maintenance record in progress, including the work completed and associated cost.</w:t>
       </w:r>
     </w:p>
     <w:p>
@@ -7196,6 +7781,7 @@
         </w:numPr>
       </w:pPr>
       <w:r>
+        <w:lastRenderedPageBreak/>
         <w:t>The system updates the asset’s availability status, storing the events in the asset history and sending the relevant notifications and audit trails.</w:t>
       </w:r>
     </w:p>
@@ -7393,7 +7979,11 @@
         <w:t xml:space="preserve">Applicable business rules: </w:t>
       </w:r>
       <w:r>
-        <w:t>Repair completion does not restore the availability. The authorized staff member records an acceptable condition, and the Asset Custodian marks the asset as available. Previous history is available, and AI cannot clear any safety restrictions.</w:t>
+        <w:t xml:space="preserve">Repair completion does not restore the availability. The authorized staff member records an acceptable condition, and the Asset Custodian </w:t>
+      </w:r>
+      <w:r>
+        <w:lastRenderedPageBreak/>
+        <w:t>marks the asset as available. Previous history is available, and AI cannot clear any safety restrictions.</w:t>
       </w:r>
     </w:p>
     <w:p/>
@@ -7814,6 +8404,7 @@
         </w:numPr>
       </w:pPr>
       <w:r>
+        <w:lastRenderedPageBreak/>
         <w:t>The system authenticates permissions, verifies the provided information, and matches the approval with the chosen asset and action.</w:t>
       </w:r>
     </w:p>
@@ -7825,15 +8416,7 @@
         </w:numPr>
       </w:pPr>
       <w:r>
-        <w:t xml:space="preserve">The system saves </w:t>
-      </w:r>
-      <w:proofErr w:type="gramStart"/>
-      <w:r>
-        <w:t>the action</w:t>
-      </w:r>
-      <w:proofErr w:type="gramEnd"/>
-      <w:r>
-        <w:t xml:space="preserve"> and updates the life-cycle status of the asset.</w:t>
+        <w:t>The system saves the action and updates the life-cycle status of the asset.</w:t>
       </w:r>
     </w:p>
     <w:p>
@@ -7844,7 +8427,6 @@
         </w:numPr>
       </w:pPr>
       <w:r>
-        <w:lastRenderedPageBreak/>
         <w:t>The system stores the event in an asset history, notifies the relevant staff, and adds the log to auditing.</w:t>
       </w:r>
     </w:p>
@@ -7927,15 +8509,7 @@
         <w:t>The action still needs to be taken:</w:t>
       </w:r>
       <w:r>
-        <w:t xml:space="preserve"> The approval does not equal the completion of the action. The system keeps the </w:t>
-      </w:r>
-      <w:proofErr w:type="gramStart"/>
-      <w:r>
-        <w:t>asset</w:t>
-      </w:r>
-      <w:proofErr w:type="gramEnd"/>
-      <w:r>
-        <w:t xml:space="preserve"> unavailable for use, and the staff add the relevant outcome after the step is completed.</w:t>
+        <w:t xml:space="preserve"> The approval does not equal the completion of the action. The system keeps the asset unavailable for use, and the staff add the relevant outcome after the step is completed.</w:t>
       </w:r>
     </w:p>
     <w:p/>
@@ -8042,6 +8616,7 @@
           <w:b/>
           <w:bCs/>
         </w:rPr>
+        <w:lastRenderedPageBreak/>
         <w:t xml:space="preserve">Success: </w:t>
       </w:r>
       <w:r>
@@ -8060,7 +8635,6 @@
           <w:b/>
           <w:bCs/>
         </w:rPr>
-        <w:lastRenderedPageBreak/>
         <w:t xml:space="preserve">Failure: </w:t>
       </w:r>
       <w:r>
